--- a/public/templates/000_pm_suite/02_프로젝트 개발/04_설계/02_디자인설계/프로젝트명_프로토타입 결과서_V1.0_20230530.docx
+++ b/public/templates/000_pm_suite/02_프로젝트 개발/04_설계/02_디자인설계/프로젝트명_프로토타입 결과서_V1.0_20230530.docx
@@ -10,7 +10,7 @@
           <w:color w:val="2563EB"/>
           <w:sz w:val="17"/>
         </w:rPr>
-        <w:t>[엠파시 엔터프라이즈 표준 사업관리 서식] 문서번호: PM-43 | 사업명: 한빛글로벌 SyncGuard AI 시스템 구축</w:t>
+        <w:t>[엠파시 엔터프라이즈 표준 사업관리 서식] 문서번호: PM-43 | 사업명: 한빛글로벌 SyncFlow AI 시스템 구축</w:t>
       </w:r>
     </w:p>
     <w:p>
@@ -21,7 +21,7 @@
           <w:color w:val="0F172A"/>
           <w:sz w:val="36"/>
         </w:rPr>
-        <w:t>SyncGuard AI UI/UX 프로토타입 현업 사용성 테스트 결과보고서</w:t>
+        <w:t>SyncFlow AI UI/UX 프로토타입 현업 사용성 테스트 결과보고서</w:t>
       </w:r>
     </w:p>
     <w:p>
@@ -32,7 +32,7 @@
           <w:color w:val="475569"/>
           <w:sz w:val="21"/>
         </w:rPr>
-        <w:t>규제심의팀·마케팅팀 현업 테스터 10명 참여 프로토타입 시연 피드백 수렴 및 화면설계서(EMP_DEG_050) 반영 결과</w:t>
+        <w:t>규제검증팀·구매조달팀 현업 테스터 10명 참여 프로토타입 시연 피드백 수렴 및 화면설계서(EMP_DEG_050) 반영 결과</w:t>
       </w:r>
     </w:p>
     <w:tbl>
@@ -147,7 +147,7 @@
                 <w:color w:val="1E293B"/>
                 <w:sz w:val="19"/>
               </w:rPr>
-              <w:t>SyncGuard AI — 엔터프라이즈 AI 콘텐츠·규제 심의 자동화 시스템 구축 사업</w:t>
+              <w:t>SyncFlow AI — 엔터프라이즈 AI 콘텐츠·규제 검증 자동화 시스템 구축 사업</w:t>
             </w:r>
           </w:p>
         </w:tc>
@@ -539,7 +539,7 @@
                 <w:color w:val="1E293B"/>
                 <w:sz w:val="19"/>
               </w:rPr>
-              <w:t>규제심의팀</w:t>
+              <w:t>규제검증팀</w:t>
             </w:r>
           </w:p>
         </w:tc>
@@ -587,7 +587,7 @@
                 <w:color w:val="1E293B"/>
                 <w:sz w:val="19"/>
               </w:rPr>
-              <w:t>적색(금지) 판정 문구만 한눈에 모아보는 상단 퀵 필터 토글 추가 요청</w:t>
+              <w:t>적색(금지) 판정 조항만 한눈에 모아보는 상단 퀵 필터 토글 추가 요청</w:t>
             </w:r>
           </w:p>
         </w:tc>
@@ -685,7 +685,7 @@
                 <w:color w:val="1E293B"/>
                 <w:sz w:val="19"/>
               </w:rPr>
-              <w:t>럭셔리마케팅팀</w:t>
+              <w:t>핵심모듈구매조달팀</w:t>
             </w:r>
           </w:p>
         </w:tc>
@@ -733,7 +733,7 @@
                 <w:color w:val="1E293B"/>
                 <w:sz w:val="19"/>
               </w:rPr>
-              <w:t>AI 추천 대체문구 복사 시 변경 전/후 문구 비교(Diff) 하이라이트 표시 요청</w:t>
+              <w:t>AI 추천 표준수정조항 복사 시 변경 전/후 조항 비교(Diff) 하이라이트 표시 요청</w:t>
             </w:r>
           </w:p>
         </w:tc>
@@ -757,7 +757,7 @@
                 <w:color w:val="1E293B"/>
                 <w:sz w:val="19"/>
               </w:rPr>
-              <w:t>취소선(붉은색)과 신규 대체문구(초록색) 인라인 Diff 뷰 적용</w:t>
+              <w:t>취소선(붉은색)과 신규 표준수정조항(초록색) 인라인 Diff 뷰 적용</w:t>
             </w:r>
           </w:p>
         </w:tc>
@@ -831,7 +831,7 @@
                 <w:color w:val="1E293B"/>
                 <w:sz w:val="19"/>
               </w:rPr>
-              <w:t>더마화장품팀</w:t>
+              <w:t>정밀전장전장부품팀</w:t>
             </w:r>
           </w:p>
         </w:tc>
@@ -879,7 +879,7 @@
                 <w:color w:val="1E293B"/>
                 <w:sz w:val="19"/>
               </w:rPr>
-              <w:t>ProductLab 제품코드 검색 시 브랜드명+제품명 자동완성 드롭다운 지원 요청</w:t>
+              <w:t>PLM-Nexus 제품코드 검색 시 사업본부명+제품명 자동완성 드롭다운 지원 요청</w:t>
             </w:r>
           </w:p>
         </w:tc>
@@ -977,7 +977,7 @@
                 <w:color w:val="1E293B"/>
                 <w:sz w:val="19"/>
               </w:rPr>
-              <w:t>규제심의팀</w:t>
+              <w:t>규제검증팀</w:t>
             </w:r>
           </w:p>
         </w:tc>
@@ -1171,7 +1171,7 @@
                 <w:color w:val="1E293B"/>
                 <w:sz w:val="19"/>
               </w:rPr>
-              <w:t>부서별·브랜드별 LLM 토큰 사용량 월간 엑셀 다운로드 버튼 추가 요청</w:t>
+              <w:t>부서별·사업부별 LLM 토큰 사용량 월간 엑셀 다운로드 버튼 추가 요청</w:t>
             </w:r>
           </w:p>
         </w:tc>
@@ -1506,7 +1506,7 @@
                 <w:color w:val="1E293B"/>
                 <w:sz w:val="19"/>
               </w:rPr>
-              <w:t>주식회사 한빛글로벌 규제심의팀</w:t>
+              <w:t>주식회사 한빛글로벌 규제검증팀</w:t>
             </w:r>
           </w:p>
         </w:tc>
